--- a/applications/BlinkTroll_Mechanical_Engineering_Specialist_Odense/Arunabha_Majumder_BlinkTroll_Cover_Letter.docx
+++ b/applications/BlinkTroll_Mechanical_Engineering_Specialist_Odense/Arunabha_Majumder_BlinkTroll_Cover_Letter.docx
@@ -149,7 +149,7 @@
           <w:b w:val="0"/>
           <w:i w:val="0"/>
         </w:rPr>
-        <w:t>I am applying for the Mechanical Engineering Specialist role in Odense. I am a mechanical engineer finishing my PhD in robotics at Aalborg University (I finish in March). Most of my work has been taking a mechanical idea all the way to something that works on a real person or a real test bench.</w:t>
+        <w:t>I am applying for the Mechanical Engineering Specialist role in Odense. I am a mechanical engineer finishing my PhD in robotics at Aalborg University (thesis expected to be finished in March). Most of my work has been taking a mechanical idea all the way to something that works on a real person or a real test bench.</w:t>
       </w:r>
     </w:p>
     <w:p>

--- a/applications/BlinkTroll_Mechanical_Engineering_Specialist_Odense/Arunabha_Majumder_BlinkTroll_Cover_Letter.docx
+++ b/applications/BlinkTroll_Mechanical_Engineering_Specialist_Odense/Arunabha_Majumder_BlinkTroll_Cover_Letter.docx
@@ -173,7 +173,7 @@
           <w:b w:val="0"/>
           <w:i w:val="0"/>
         </w:rPr>
-        <w:t>I like the testing side as much as the design. For our arm studies I built an Arduino-based trigger to sync a 5-bar robot with the Qualisys motion capture, and test days with participants always came with some troubleshooting on the spot. In my Bachelor's capstone I did the machining and assembly of a rehab exoskeleton myself.</w:t>
+        <w:t>I like the testing side as much as the design. For our arm studies I implemented an Arduino-based trigger to sync a 5-bar robot with the Qualisys motion capture, and test days with participants always came with some troubleshooting on the spot. In my Bachelor's capstone I did the machining and assembly of a rehab exoskeleton myself.</w:t>
       </w:r>
     </w:p>
     <w:p>
